--- a/deliverables/qc_sampling_lod_2026-10/out/2_SAMPLING_EXECUTION/S1-7_QCT024_Transfer_Samples_to_QC_Lab_Day1.docx
+++ b/deliverables/qc_sampling_lod_2026-10/out/2_SAMPLING_EXECUTION/S1-7_QCT024_Transfer_Samples_to_QC_Lab_Day1.docx
@@ -1045,7 +1045,7 @@
                 <w:color w:val="000000"/>
                 <w:sz w:val="16"/>
               </w:rPr>
-              <w:t>23 серии</w:t>
+              <w:t>46 серии</w:t>
             </w:r>
             <w:r>
               <w:rPr>
@@ -1065,7 +1065,7 @@
                 <w:color w:val="000000"/>
                 <w:sz w:val="14"/>
               </w:rPr>
-              <w:t>23 batches</w:t>
+              <w:t>46 batches</w:t>
             </w:r>
           </w:p>
         </w:tc>
@@ -1135,7 +1135,7 @@
                 <w:color w:val="000000"/>
                 <w:sz w:val="16"/>
               </w:rPr>
-              <w:t>Збирни примероци, по еден за серија (сите n цвета на серијата), во затворени чисти сади означени по QASOP_031_A07; нето = Σ мострирано на серијата од QCT 021. Се анализираат заедно на PP-QC-SP-002/26-LOD-01.</w:t>
+              <w:t>Примероци, по еден за серија (од една кеса), во затворени чисти сади означени по QASOP_031_A07; нето = мострирано од QCT 021. Се анализираат заедно на PP-QC-SP-002/26-LOD-01.</w:t>
             </w:r>
             <w:r>
               <w:rPr>
@@ -1155,7 +1155,7 @@
                 <w:color w:val="000000"/>
                 <w:sz w:val="14"/>
               </w:rPr>
-              <w:t>Composite samples, one per batch (all n flowers of the batch), in closed clean containers labelled per QASOP_031_A07; net = the batch's Σ sampled from QCT 021. They are analysed together on PP-QC-SP-002/26-LOD-01.</w:t>
+              <w:t>Samples, one per batch (from one bag), in closed clean containers labelled per QASOP_031_A07; net = sampled from QCT 021. They are analysed together on PP-QC-SP-002/26-LOD-01.</w:t>
             </w:r>
           </w:p>
         </w:tc>
@@ -1891,7 +1891,7 @@
                 <w:color w:val="000000"/>
                 <w:sz w:val="16"/>
               </w:rPr>
-              <w:t>k = 2 · 16 цвета / flowers</w:t>
+              <w:t>k = 1 · 1 кеса / bag</w:t>
             </w:r>
           </w:p>
         </w:tc>
@@ -1988,7 +1988,7 @@
                 <w:color w:val="000000"/>
                 <w:sz w:val="16"/>
               </w:rPr>
-              <w:t>k = 2 · 17 цвета / flowers</w:t>
+              <w:t>k = 1 · 1 кеса / bag</w:t>
             </w:r>
           </w:p>
         </w:tc>
@@ -2085,7 +2085,7 @@
                 <w:color w:val="000000"/>
                 <w:sz w:val="16"/>
               </w:rPr>
-              <w:t>k = 3 · 36 цвета / flowers</w:t>
+              <w:t>k = 1 · 1 кеса / bag</w:t>
             </w:r>
           </w:p>
         </w:tc>
@@ -2133,7 +2133,7 @@
                 <w:color w:val="000000"/>
                 <w:sz w:val="16"/>
               </w:rPr>
-              <w:t>PM092501 · ____/26_SFR-PC-___</w:t>
+              <w:t>HPA1024 · ____/26_SFR-PC-___</w:t>
             </w:r>
           </w:p>
         </w:tc>
@@ -2182,7 +2182,7 @@
                 <w:color w:val="000000"/>
                 <w:sz w:val="16"/>
               </w:rPr>
-              <w:t>k = 1 · 11 цвета / flowers</w:t>
+              <w:t>k = 1 · 1 кеса / bag</w:t>
             </w:r>
           </w:p>
         </w:tc>
@@ -2230,7 +2230,7 @@
                 <w:color w:val="000000"/>
                 <w:sz w:val="16"/>
               </w:rPr>
-              <w:t>MB0824_05 · ____/26_SFR-PC-___</w:t>
+              <w:t>OPM1024 · ____/26_SFR-PC-___</w:t>
             </w:r>
           </w:p>
         </w:tc>
@@ -2279,7 +2279,7 @@
                 <w:color w:val="000000"/>
                 <w:sz w:val="16"/>
               </w:rPr>
-              <w:t>k = 3 · 38 цвета / flowers</w:t>
+              <w:t>k = 1 · 1 кеса / bag</w:t>
             </w:r>
           </w:p>
         </w:tc>
@@ -2327,7 +2327,7 @@
                 <w:color w:val="000000"/>
                 <w:sz w:val="16"/>
               </w:rPr>
-              <w:t>OMP1024_01 · ____/26_SFR-PC-___</w:t>
+              <w:t>GG1024 · ____/26_SFR-PC-___</w:t>
             </w:r>
           </w:p>
         </w:tc>
@@ -2376,7 +2376,7 @@
                 <w:color w:val="000000"/>
                 <w:sz w:val="16"/>
               </w:rPr>
-              <w:t>k = 3 · 35 цвета / flowers</w:t>
+              <w:t>k = 1 · 1 кеса / bag</w:t>
             </w:r>
           </w:p>
         </w:tc>
@@ -2424,7 +2424,7 @@
                 <w:color w:val="000000"/>
                 <w:sz w:val="16"/>
               </w:rPr>
-              <w:t>HPA1024_01 · ____/26_SFR-PC-___</w:t>
+              <w:t>PM092501 · ____/26_SFR-PC-___</w:t>
             </w:r>
           </w:p>
         </w:tc>
@@ -2473,7 +2473,7 @@
                 <w:color w:val="000000"/>
                 <w:sz w:val="16"/>
               </w:rPr>
-              <w:t>k = 2 · 29 цвета / flowers</w:t>
+              <w:t>k = 1 · 1 кеса / bag</w:t>
             </w:r>
           </w:p>
         </w:tc>
@@ -2521,7 +2521,7 @@
                 <w:color w:val="000000"/>
                 <w:sz w:val="16"/>
               </w:rPr>
-              <w:t>JD112501 · ____/26_SFR-PC-___</w:t>
+              <w:t>MB0824_05 · ____/26_SFR-PC-___</w:t>
             </w:r>
           </w:p>
         </w:tc>
@@ -2570,7 +2570,7 @@
                 <w:color w:val="000000"/>
                 <w:sz w:val="16"/>
               </w:rPr>
-              <w:t>k = 2 · 16 цвета / flowers</w:t>
+              <w:t>k = 1 · 1 кеса / bag</w:t>
             </w:r>
           </w:p>
         </w:tc>
@@ -2618,7 +2618,7 @@
                 <w:color w:val="000000"/>
                 <w:sz w:val="16"/>
               </w:rPr>
-              <w:t>OPM1024_02 · ____/26_SFR-PC-___</w:t>
+              <w:t>OMP1024_01 · ____/26_SFR-PC-___</w:t>
             </w:r>
           </w:p>
         </w:tc>
@@ -2667,7 +2667,7 @@
                 <w:color w:val="000000"/>
                 <w:sz w:val="16"/>
               </w:rPr>
-              <w:t>k = 2 · 30 цвета / flowers</w:t>
+              <w:t>k = 1 · 1 кеса / bag</w:t>
             </w:r>
           </w:p>
         </w:tc>
@@ -2715,7 +2715,7 @@
                 <w:color w:val="000000"/>
                 <w:sz w:val="16"/>
               </w:rPr>
-              <w:t>OPM122501 · ____/26_SFR-PC-___</w:t>
+              <w:t>OPM1024_03 · ____/26_SFR-PC-___</w:t>
             </w:r>
           </w:p>
         </w:tc>
@@ -2764,7 +2764,7 @@
                 <w:color w:val="000000"/>
                 <w:sz w:val="16"/>
               </w:rPr>
-              <w:t>k = 2 · 25 цвета / flowers</w:t>
+              <w:t>k = 1 · 1 кеса / bag</w:t>
             </w:r>
           </w:p>
         </w:tc>
@@ -2812,7 +2812,7 @@
                 <w:color w:val="000000"/>
                 <w:sz w:val="16"/>
               </w:rPr>
-              <w:t>BSS052501 · ____/26_SFR-PC-___</w:t>
+              <w:t>CJ052501/01 · ____/26_SFR-PC-___</w:t>
             </w:r>
           </w:p>
         </w:tc>
@@ -2861,7 +2861,7 @@
                 <w:color w:val="000000"/>
                 <w:sz w:val="16"/>
               </w:rPr>
-              <w:t>k = 3 · 45 цвета / flowers</w:t>
+              <w:t>k = 1 · 1 кеса / bag</w:t>
             </w:r>
           </w:p>
         </w:tc>
@@ -2909,7 +2909,7 @@
                 <w:color w:val="000000"/>
                 <w:sz w:val="16"/>
               </w:rPr>
-              <w:t>CF102501 · ____/26_SFR-PC-___</w:t>
+              <w:t>CJ062501/2 · ____/26_SFR-PC-___</w:t>
             </w:r>
           </w:p>
         </w:tc>
@@ -2958,7 +2958,7 @@
                 <w:color w:val="000000"/>
                 <w:sz w:val="16"/>
               </w:rPr>
-              <w:t>k = 2 · 17 цвета / flowers</w:t>
+              <w:t>k = 1 · 1 кеса / bag</w:t>
             </w:r>
           </w:p>
         </w:tc>
@@ -3006,7 +3006,7 @@
                 <w:color w:val="000000"/>
                 <w:sz w:val="16"/>
               </w:rPr>
-              <w:t>CJ062501/1 · ____/26_SFR-PC-___</w:t>
+              <w:t>CJ082501/2 · ____/26_SFR-PC-___</w:t>
             </w:r>
           </w:p>
         </w:tc>
@@ -3055,7 +3055,7 @@
                 <w:color w:val="000000"/>
                 <w:sz w:val="16"/>
               </w:rPr>
-              <w:t>k = 2 · 21 цвета / flowers</w:t>
+              <w:t>k = 1 · 1 кеса / bag</w:t>
             </w:r>
           </w:p>
         </w:tc>
@@ -3103,7 +3103,7 @@
                 <w:color w:val="000000"/>
                 <w:sz w:val="16"/>
               </w:rPr>
-              <w:t>CJ092501 · ____/26_SFR-PC-___</w:t>
+              <w:t>GP052501 · ____/26_SFR-PC-___</w:t>
             </w:r>
           </w:p>
         </w:tc>
@@ -3152,7 +3152,7 @@
                 <w:color w:val="000000"/>
                 <w:sz w:val="16"/>
               </w:rPr>
-              <w:t>k = 1 · 13 цвета / flowers</w:t>
+              <w:t>k = 1 · 1 кеса / bag</w:t>
             </w:r>
           </w:p>
         </w:tc>
@@ -3200,7 +3200,7 @@
                 <w:color w:val="000000"/>
                 <w:sz w:val="16"/>
               </w:rPr>
-              <w:t>GP092501 · ____/26_SFR-PC-___</w:t>
+              <w:t>GP0824_02 · ____/26_SFR-PC-___</w:t>
             </w:r>
           </w:p>
         </w:tc>
@@ -3249,7 +3249,7 @@
                 <w:color w:val="000000"/>
                 <w:sz w:val="16"/>
               </w:rPr>
-              <w:t>k = 3 · 32 цвета / flowers</w:t>
+              <w:t>k = 1 · 1 кеса / bag</w:t>
             </w:r>
           </w:p>
         </w:tc>
@@ -3297,7 +3297,7 @@
                 <w:color w:val="000000"/>
                 <w:sz w:val="16"/>
               </w:rPr>
-              <w:t>GRC102501/2 · ____/26_SFR-PC-___</w:t>
+              <w:t>GP082501/2 · ____/26_SFR-PC-___</w:t>
             </w:r>
           </w:p>
         </w:tc>
@@ -3346,7 +3346,7 @@
                 <w:color w:val="000000"/>
                 <w:sz w:val="16"/>
               </w:rPr>
-              <w:t>k = 1 · 11 цвета / flowers</w:t>
+              <w:t>k = 1 · 1 кеса / bag</w:t>
             </w:r>
           </w:p>
         </w:tc>
@@ -3394,7 +3394,7 @@
                 <w:color w:val="000000"/>
                 <w:sz w:val="16"/>
               </w:rPr>
-              <w:t>KC102501 · ____/26_SFR-PC-___</w:t>
+              <w:t>HPA1024_01 · ____/26_SFR-PC-___</w:t>
             </w:r>
           </w:p>
         </w:tc>
@@ -3443,7 +3443,7 @@
                 <w:color w:val="000000"/>
                 <w:sz w:val="16"/>
               </w:rPr>
-              <w:t>k = 1 · 12 цвета / flowers</w:t>
+              <w:t>k = 1 · 1 кеса / bag</w:t>
             </w:r>
           </w:p>
         </w:tc>
@@ -3491,7 +3491,7 @@
                 <w:color w:val="000000"/>
                 <w:sz w:val="16"/>
               </w:rPr>
-              <w:t>PM112501 · ____/26_SFR-PC-___</w:t>
+              <w:t>J31102501 · ____/26_SFR-PC-___</w:t>
             </w:r>
           </w:p>
         </w:tc>
@@ -3540,7 +3540,7 @@
                 <w:color w:val="000000"/>
                 <w:sz w:val="16"/>
               </w:rPr>
-              <w:t>k = 2 · 17 цвета / flowers</w:t>
+              <w:t>k = 1 · 1 кеса / bag</w:t>
             </w:r>
           </w:p>
         </w:tc>
@@ -3588,7 +3588,7 @@
                 <w:color w:val="000000"/>
                 <w:sz w:val="16"/>
               </w:rPr>
-              <w:t>WC082501 · ____/26_SFR-PC-___</w:t>
+              <w:t>JD112501 · ____/26_SFR-PC-___</w:t>
             </w:r>
           </w:p>
         </w:tc>
@@ -3637,7 +3637,7 @@
                 <w:color w:val="000000"/>
                 <w:sz w:val="16"/>
               </w:rPr>
-              <w:t>k = 2 · 22 цвета / flowers</w:t>
+              <w:t>k = 1 · 1 кеса / bag</w:t>
             </w:r>
           </w:p>
         </w:tc>
@@ -3685,7 +3685,7 @@
                 <w:color w:val="000000"/>
                 <w:sz w:val="16"/>
               </w:rPr>
-              <w:t>GG012603 · ____/26_SFR-PC-___</w:t>
+              <w:t>OPM1024_02 · ____/26_SFR-PC-___</w:t>
             </w:r>
           </w:p>
         </w:tc>
@@ -3734,7 +3734,7 @@
                 <w:color w:val="000000"/>
                 <w:sz w:val="16"/>
               </w:rPr>
-              <w:t>k = 1 · 15 цвета / flowers</w:t>
+              <w:t>k = 1 · 1 кеса / bag</w:t>
             </w:r>
           </w:p>
         </w:tc>
@@ -3782,7 +3782,7 @@
                 <w:color w:val="000000"/>
                 <w:sz w:val="16"/>
               </w:rPr>
-              <w:t>CC012603 · ____/26_SFR-PC-___</w:t>
+              <w:t>OPM122501 · ____/26_SFR-PC-___</w:t>
             </w:r>
           </w:p>
         </w:tc>
@@ -3831,7 +3831,7 @@
                 <w:color w:val="000000"/>
                 <w:sz w:val="16"/>
               </w:rPr>
-              <w:t>k = 2 · 18 цвета / flowers</w:t>
+              <w:t>k = 1 · 1 кеса / bag</w:t>
             </w:r>
           </w:p>
         </w:tc>
@@ -3879,7 +3879,7 @@
                 <w:color w:val="000000"/>
                 <w:sz w:val="16"/>
               </w:rPr>
-              <w:t>JD012603/01 · ____/26_SFR-PC-___</w:t>
+              <w:t>ACC102501 · ____/26_SFR-PC-___</w:t>
             </w:r>
           </w:p>
         </w:tc>
@@ -3928,7 +3928,7 @@
                 <w:color w:val="000000"/>
                 <w:sz w:val="16"/>
               </w:rPr>
-              <w:t>k = 1 · 9 цвета / flowers</w:t>
+              <w:t>k = 1 · 1 кеса / bag</w:t>
             </w:r>
           </w:p>
         </w:tc>
@@ -3976,7 +3976,7 @@
                 <w:color w:val="000000"/>
                 <w:sz w:val="16"/>
               </w:rPr>
-              <w:t>JD012603/02V · ____/26_SFR-PC-___</w:t>
+              <w:t>BSS052501 · ____/26_SFR-PC-___</w:t>
             </w:r>
           </w:p>
         </w:tc>
@@ -4025,7 +4025,7 @@
                 <w:color w:val="000000"/>
                 <w:sz w:val="16"/>
               </w:rPr>
-              <w:t>k = 1 · 8 цвета / flowers</w:t>
+              <w:t>k = 1 · 1 кеса / bag</w:t>
             </w:r>
           </w:p>
         </w:tc>
@@ -4033,6 +4033,2237 @@
       <w:tr>
         <w:tc>
           <w:tcPr>
+            <w:vAlign w:val="center"/>
+            <w:tcW w:type="dxa" w:w="567"/>
+          </w:tcPr>
+          <w:p>
+            <w:pPr>
+              <w:spacing w:before="20" w:after="20"/>
+              <w:jc w:val="center"/>
+            </w:pPr>
+            <w:r/>
+            <w:r>
+              <w:rPr>
+                <w:rFonts w:ascii="Calibri" w:hAnsi="Calibri"/>
+                <w:b w:val="0"/>
+                <w:i w:val="0"/>
+                <w:color w:val="000000"/>
+                <w:sz w:val="16"/>
+              </w:rPr>
+              <w:t>24</w:t>
+            </w:r>
+          </w:p>
+        </w:tc>
+        <w:tc>
+          <w:tcPr>
+            <w:vAlign w:val="center"/>
+            <w:tcW w:type="dxa" w:w="3515"/>
+          </w:tcPr>
+          <w:p>
+            <w:pPr>
+              <w:spacing w:before="20" w:after="20"/>
+              <w:jc w:val="center"/>
+            </w:pPr>
+            <w:r/>
+            <w:r>
+              <w:rPr>
+                <w:rFonts w:ascii="Calibri" w:hAnsi="Calibri"/>
+                <w:b w:val="0"/>
+                <w:i w:val="0"/>
+                <w:color w:val="000000"/>
+                <w:sz w:val="16"/>
+              </w:rPr>
+              <w:t>CF102501 · ____/26_SFR-PC-___</w:t>
+            </w:r>
+          </w:p>
+        </w:tc>
+        <w:tc>
+          <w:tcPr>
+            <w:vAlign w:val="center"/>
+            <w:tcW w:type="dxa" w:w="1587"/>
+          </w:tcPr>
+          <w:p>
+            <w:pPr>
+              <w:spacing w:before="20" w:after="20"/>
+              <w:jc w:val="center"/>
+            </w:pPr>
+            <w:r/>
+          </w:p>
+        </w:tc>
+        <w:tc>
+          <w:tcPr>
+            <w:vAlign w:val="center"/>
+            <w:tcW w:type="dxa" w:w="1587"/>
+          </w:tcPr>
+          <w:p>
+            <w:pPr>
+              <w:spacing w:before="20" w:after="20"/>
+              <w:jc w:val="center"/>
+            </w:pPr>
+            <w:r/>
+          </w:p>
+        </w:tc>
+        <w:tc>
+          <w:tcPr>
+            <w:vAlign w:val="center"/>
+            <w:tcW w:type="dxa" w:w="3209"/>
+          </w:tcPr>
+          <w:p>
+            <w:pPr>
+              <w:spacing w:before="20" w:after="20"/>
+              <w:jc w:val="center"/>
+            </w:pPr>
+            <w:r/>
+            <w:r>
+              <w:rPr>
+                <w:rFonts w:ascii="Calibri" w:hAnsi="Calibri"/>
+                <w:b w:val="0"/>
+                <w:i w:val="0"/>
+                <w:color w:val="000000"/>
+                <w:sz w:val="16"/>
+              </w:rPr>
+              <w:t>k = 1 · 1 кеса / bag</w:t>
+            </w:r>
+          </w:p>
+        </w:tc>
+      </w:tr>
+      <w:tr>
+        <w:tc>
+          <w:tcPr>
+            <w:vAlign w:val="center"/>
+            <w:tcW w:type="dxa" w:w="567"/>
+          </w:tcPr>
+          <w:p>
+            <w:pPr>
+              <w:spacing w:before="20" w:after="20"/>
+              <w:jc w:val="center"/>
+            </w:pPr>
+            <w:r/>
+            <w:r>
+              <w:rPr>
+                <w:rFonts w:ascii="Calibri" w:hAnsi="Calibri"/>
+                <w:b w:val="0"/>
+                <w:i w:val="0"/>
+                <w:color w:val="000000"/>
+                <w:sz w:val="16"/>
+              </w:rPr>
+              <w:t>25</w:t>
+            </w:r>
+          </w:p>
+        </w:tc>
+        <w:tc>
+          <w:tcPr>
+            <w:vAlign w:val="center"/>
+            <w:tcW w:type="dxa" w:w="3515"/>
+          </w:tcPr>
+          <w:p>
+            <w:pPr>
+              <w:spacing w:before="20" w:after="20"/>
+              <w:jc w:val="center"/>
+            </w:pPr>
+            <w:r/>
+            <w:r>
+              <w:rPr>
+                <w:rFonts w:ascii="Calibri" w:hAnsi="Calibri"/>
+                <w:b w:val="0"/>
+                <w:i w:val="0"/>
+                <w:color w:val="000000"/>
+                <w:sz w:val="16"/>
+              </w:rPr>
+              <w:t>CJ062501/1 · ____/26_SFR-PC-___</w:t>
+            </w:r>
+          </w:p>
+        </w:tc>
+        <w:tc>
+          <w:tcPr>
+            <w:vAlign w:val="center"/>
+            <w:tcW w:type="dxa" w:w="1587"/>
+          </w:tcPr>
+          <w:p>
+            <w:pPr>
+              <w:spacing w:before="20" w:after="20"/>
+              <w:jc w:val="center"/>
+            </w:pPr>
+            <w:r/>
+          </w:p>
+        </w:tc>
+        <w:tc>
+          <w:tcPr>
+            <w:vAlign w:val="center"/>
+            <w:tcW w:type="dxa" w:w="1587"/>
+          </w:tcPr>
+          <w:p>
+            <w:pPr>
+              <w:spacing w:before="20" w:after="20"/>
+              <w:jc w:val="center"/>
+            </w:pPr>
+            <w:r/>
+          </w:p>
+        </w:tc>
+        <w:tc>
+          <w:tcPr>
+            <w:vAlign w:val="center"/>
+            <w:tcW w:type="dxa" w:w="3209"/>
+          </w:tcPr>
+          <w:p>
+            <w:pPr>
+              <w:spacing w:before="20" w:after="20"/>
+              <w:jc w:val="center"/>
+            </w:pPr>
+            <w:r/>
+            <w:r>
+              <w:rPr>
+                <w:rFonts w:ascii="Calibri" w:hAnsi="Calibri"/>
+                <w:b w:val="0"/>
+                <w:i w:val="0"/>
+                <w:color w:val="000000"/>
+                <w:sz w:val="16"/>
+              </w:rPr>
+              <w:t>k = 1 · 1 кеса / bag</w:t>
+            </w:r>
+          </w:p>
+        </w:tc>
+      </w:tr>
+      <w:tr>
+        <w:tc>
+          <w:tcPr>
+            <w:vAlign w:val="center"/>
+            <w:tcW w:type="dxa" w:w="567"/>
+          </w:tcPr>
+          <w:p>
+            <w:pPr>
+              <w:spacing w:before="20" w:after="20"/>
+              <w:jc w:val="center"/>
+            </w:pPr>
+            <w:r/>
+            <w:r>
+              <w:rPr>
+                <w:rFonts w:ascii="Calibri" w:hAnsi="Calibri"/>
+                <w:b w:val="0"/>
+                <w:i w:val="0"/>
+                <w:color w:val="000000"/>
+                <w:sz w:val="16"/>
+              </w:rPr>
+              <w:t>26</w:t>
+            </w:r>
+          </w:p>
+        </w:tc>
+        <w:tc>
+          <w:tcPr>
+            <w:vAlign w:val="center"/>
+            <w:tcW w:type="dxa" w:w="3515"/>
+          </w:tcPr>
+          <w:p>
+            <w:pPr>
+              <w:spacing w:before="20" w:after="20"/>
+              <w:jc w:val="center"/>
+            </w:pPr>
+            <w:r/>
+            <w:r>
+              <w:rPr>
+                <w:rFonts w:ascii="Calibri" w:hAnsi="Calibri"/>
+                <w:b w:val="0"/>
+                <w:i w:val="0"/>
+                <w:color w:val="000000"/>
+                <w:sz w:val="16"/>
+              </w:rPr>
+              <w:t>CJ082501/1 · ____/26_SFR-PC-___</w:t>
+            </w:r>
+          </w:p>
+        </w:tc>
+        <w:tc>
+          <w:tcPr>
+            <w:vAlign w:val="center"/>
+            <w:tcW w:type="dxa" w:w="1587"/>
+          </w:tcPr>
+          <w:p>
+            <w:pPr>
+              <w:spacing w:before="20" w:after="20"/>
+              <w:jc w:val="center"/>
+            </w:pPr>
+            <w:r/>
+          </w:p>
+        </w:tc>
+        <w:tc>
+          <w:tcPr>
+            <w:vAlign w:val="center"/>
+            <w:tcW w:type="dxa" w:w="1587"/>
+          </w:tcPr>
+          <w:p>
+            <w:pPr>
+              <w:spacing w:before="20" w:after="20"/>
+              <w:jc w:val="center"/>
+            </w:pPr>
+            <w:r/>
+          </w:p>
+        </w:tc>
+        <w:tc>
+          <w:tcPr>
+            <w:vAlign w:val="center"/>
+            <w:tcW w:type="dxa" w:w="3209"/>
+          </w:tcPr>
+          <w:p>
+            <w:pPr>
+              <w:spacing w:before="20" w:after="20"/>
+              <w:jc w:val="center"/>
+            </w:pPr>
+            <w:r/>
+            <w:r>
+              <w:rPr>
+                <w:rFonts w:ascii="Calibri" w:hAnsi="Calibri"/>
+                <w:b w:val="0"/>
+                <w:i w:val="0"/>
+                <w:color w:val="000000"/>
+                <w:sz w:val="16"/>
+              </w:rPr>
+              <w:t>k = 1 · 1 кеса / bag</w:t>
+            </w:r>
+          </w:p>
+        </w:tc>
+      </w:tr>
+      <w:tr>
+        <w:tc>
+          <w:tcPr>
+            <w:vAlign w:val="center"/>
+            <w:tcW w:type="dxa" w:w="567"/>
+          </w:tcPr>
+          <w:p>
+            <w:pPr>
+              <w:spacing w:before="20" w:after="20"/>
+              <w:jc w:val="center"/>
+            </w:pPr>
+            <w:r/>
+            <w:r>
+              <w:rPr>
+                <w:rFonts w:ascii="Calibri" w:hAnsi="Calibri"/>
+                <w:b w:val="0"/>
+                <w:i w:val="0"/>
+                <w:color w:val="000000"/>
+                <w:sz w:val="16"/>
+              </w:rPr>
+              <w:t>27</w:t>
+            </w:r>
+          </w:p>
+        </w:tc>
+        <w:tc>
+          <w:tcPr>
+            <w:vAlign w:val="center"/>
+            <w:tcW w:type="dxa" w:w="3515"/>
+          </w:tcPr>
+          <w:p>
+            <w:pPr>
+              <w:spacing w:before="20" w:after="20"/>
+              <w:jc w:val="center"/>
+            </w:pPr>
+            <w:r/>
+            <w:r>
+              <w:rPr>
+                <w:rFonts w:ascii="Calibri" w:hAnsi="Calibri"/>
+                <w:b w:val="0"/>
+                <w:i w:val="0"/>
+                <w:color w:val="000000"/>
+                <w:sz w:val="16"/>
+              </w:rPr>
+              <w:t>CJ092501 · ____/26_SFR-PC-___</w:t>
+            </w:r>
+          </w:p>
+        </w:tc>
+        <w:tc>
+          <w:tcPr>
+            <w:vAlign w:val="center"/>
+            <w:tcW w:type="dxa" w:w="1587"/>
+          </w:tcPr>
+          <w:p>
+            <w:pPr>
+              <w:spacing w:before="20" w:after="20"/>
+              <w:jc w:val="center"/>
+            </w:pPr>
+            <w:r/>
+          </w:p>
+        </w:tc>
+        <w:tc>
+          <w:tcPr>
+            <w:vAlign w:val="center"/>
+            <w:tcW w:type="dxa" w:w="1587"/>
+          </w:tcPr>
+          <w:p>
+            <w:pPr>
+              <w:spacing w:before="20" w:after="20"/>
+              <w:jc w:val="center"/>
+            </w:pPr>
+            <w:r/>
+          </w:p>
+        </w:tc>
+        <w:tc>
+          <w:tcPr>
+            <w:vAlign w:val="center"/>
+            <w:tcW w:type="dxa" w:w="3209"/>
+          </w:tcPr>
+          <w:p>
+            <w:pPr>
+              <w:spacing w:before="20" w:after="20"/>
+              <w:jc w:val="center"/>
+            </w:pPr>
+            <w:r/>
+            <w:r>
+              <w:rPr>
+                <w:rFonts w:ascii="Calibri" w:hAnsi="Calibri"/>
+                <w:b w:val="0"/>
+                <w:i w:val="0"/>
+                <w:color w:val="000000"/>
+                <w:sz w:val="16"/>
+              </w:rPr>
+              <w:t>k = 1 · 1 кеса / bag</w:t>
+            </w:r>
+          </w:p>
+        </w:tc>
+      </w:tr>
+      <w:tr>
+        <w:tc>
+          <w:tcPr>
+            <w:vAlign w:val="center"/>
+            <w:tcW w:type="dxa" w:w="567"/>
+          </w:tcPr>
+          <w:p>
+            <w:pPr>
+              <w:spacing w:before="20" w:after="20"/>
+              <w:jc w:val="center"/>
+            </w:pPr>
+            <w:r/>
+            <w:r>
+              <w:rPr>
+                <w:rFonts w:ascii="Calibri" w:hAnsi="Calibri"/>
+                <w:b w:val="0"/>
+                <w:i w:val="0"/>
+                <w:color w:val="000000"/>
+                <w:sz w:val="16"/>
+              </w:rPr>
+              <w:t>28</w:t>
+            </w:r>
+          </w:p>
+        </w:tc>
+        <w:tc>
+          <w:tcPr>
+            <w:vAlign w:val="center"/>
+            <w:tcW w:type="dxa" w:w="3515"/>
+          </w:tcPr>
+          <w:p>
+            <w:pPr>
+              <w:spacing w:before="20" w:after="20"/>
+              <w:jc w:val="center"/>
+            </w:pPr>
+            <w:r/>
+            <w:r>
+              <w:rPr>
+                <w:rFonts w:ascii="Calibri" w:hAnsi="Calibri"/>
+                <w:b w:val="0"/>
+                <w:i w:val="0"/>
+                <w:color w:val="000000"/>
+                <w:sz w:val="16"/>
+              </w:rPr>
+              <w:t>GP072501/2 · ____/26_SFR-PC-___</w:t>
+            </w:r>
+          </w:p>
+        </w:tc>
+        <w:tc>
+          <w:tcPr>
+            <w:vAlign w:val="center"/>
+            <w:tcW w:type="dxa" w:w="1587"/>
+          </w:tcPr>
+          <w:p>
+            <w:pPr>
+              <w:spacing w:before="20" w:after="20"/>
+              <w:jc w:val="center"/>
+            </w:pPr>
+            <w:r/>
+          </w:p>
+        </w:tc>
+        <w:tc>
+          <w:tcPr>
+            <w:vAlign w:val="center"/>
+            <w:tcW w:type="dxa" w:w="1587"/>
+          </w:tcPr>
+          <w:p>
+            <w:pPr>
+              <w:spacing w:before="20" w:after="20"/>
+              <w:jc w:val="center"/>
+            </w:pPr>
+            <w:r/>
+          </w:p>
+        </w:tc>
+        <w:tc>
+          <w:tcPr>
+            <w:vAlign w:val="center"/>
+            <w:tcW w:type="dxa" w:w="3209"/>
+          </w:tcPr>
+          <w:p>
+            <w:pPr>
+              <w:spacing w:before="20" w:after="20"/>
+              <w:jc w:val="center"/>
+            </w:pPr>
+            <w:r/>
+            <w:r>
+              <w:rPr>
+                <w:rFonts w:ascii="Calibri" w:hAnsi="Calibri"/>
+                <w:b w:val="0"/>
+                <w:i w:val="0"/>
+                <w:color w:val="000000"/>
+                <w:sz w:val="16"/>
+              </w:rPr>
+              <w:t>k = 1 · 1 кеса / bag</w:t>
+            </w:r>
+          </w:p>
+        </w:tc>
+      </w:tr>
+      <w:tr>
+        <w:tc>
+          <w:tcPr>
+            <w:vAlign w:val="center"/>
+            <w:tcW w:type="dxa" w:w="567"/>
+          </w:tcPr>
+          <w:p>
+            <w:pPr>
+              <w:spacing w:before="20" w:after="20"/>
+              <w:jc w:val="center"/>
+            </w:pPr>
+            <w:r/>
+            <w:r>
+              <w:rPr>
+                <w:rFonts w:ascii="Calibri" w:hAnsi="Calibri"/>
+                <w:b w:val="0"/>
+                <w:i w:val="0"/>
+                <w:color w:val="000000"/>
+                <w:sz w:val="16"/>
+              </w:rPr>
+              <w:t>29</w:t>
+            </w:r>
+          </w:p>
+        </w:tc>
+        <w:tc>
+          <w:tcPr>
+            <w:vAlign w:val="center"/>
+            <w:tcW w:type="dxa" w:w="3515"/>
+          </w:tcPr>
+          <w:p>
+            <w:pPr>
+              <w:spacing w:before="20" w:after="20"/>
+              <w:jc w:val="center"/>
+            </w:pPr>
+            <w:r/>
+            <w:r>
+              <w:rPr>
+                <w:rFonts w:ascii="Calibri" w:hAnsi="Calibri"/>
+                <w:b w:val="0"/>
+                <w:i w:val="0"/>
+                <w:color w:val="000000"/>
+                <w:sz w:val="16"/>
+              </w:rPr>
+              <w:t>GP0824_03 · ____/26_SFR-PC-___</w:t>
+            </w:r>
+          </w:p>
+        </w:tc>
+        <w:tc>
+          <w:tcPr>
+            <w:vAlign w:val="center"/>
+            <w:tcW w:type="dxa" w:w="1587"/>
+          </w:tcPr>
+          <w:p>
+            <w:pPr>
+              <w:spacing w:before="20" w:after="20"/>
+              <w:jc w:val="center"/>
+            </w:pPr>
+            <w:r/>
+          </w:p>
+        </w:tc>
+        <w:tc>
+          <w:tcPr>
+            <w:vAlign w:val="center"/>
+            <w:tcW w:type="dxa" w:w="1587"/>
+          </w:tcPr>
+          <w:p>
+            <w:pPr>
+              <w:spacing w:before="20" w:after="20"/>
+              <w:jc w:val="center"/>
+            </w:pPr>
+            <w:r/>
+          </w:p>
+        </w:tc>
+        <w:tc>
+          <w:tcPr>
+            <w:vAlign w:val="center"/>
+            <w:tcW w:type="dxa" w:w="3209"/>
+          </w:tcPr>
+          <w:p>
+            <w:pPr>
+              <w:spacing w:before="20" w:after="20"/>
+              <w:jc w:val="center"/>
+            </w:pPr>
+            <w:r/>
+            <w:r>
+              <w:rPr>
+                <w:rFonts w:ascii="Calibri" w:hAnsi="Calibri"/>
+                <w:b w:val="0"/>
+                <w:i w:val="0"/>
+                <w:color w:val="000000"/>
+                <w:sz w:val="16"/>
+              </w:rPr>
+              <w:t>k = 1 · 1 кеса / bag</w:t>
+            </w:r>
+          </w:p>
+        </w:tc>
+      </w:tr>
+      <w:tr>
+        <w:tc>
+          <w:tcPr>
+            <w:vAlign w:val="center"/>
+            <w:tcW w:type="dxa" w:w="567"/>
+          </w:tcPr>
+          <w:p>
+            <w:pPr>
+              <w:spacing w:before="20" w:after="20"/>
+              <w:jc w:val="center"/>
+            </w:pPr>
+            <w:r/>
+            <w:r>
+              <w:rPr>
+                <w:rFonts w:ascii="Calibri" w:hAnsi="Calibri"/>
+                <w:b w:val="0"/>
+                <w:i w:val="0"/>
+                <w:color w:val="000000"/>
+                <w:sz w:val="16"/>
+              </w:rPr>
+              <w:t>30</w:t>
+            </w:r>
+          </w:p>
+        </w:tc>
+        <w:tc>
+          <w:tcPr>
+            <w:vAlign w:val="center"/>
+            <w:tcW w:type="dxa" w:w="3515"/>
+          </w:tcPr>
+          <w:p>
+            <w:pPr>
+              <w:spacing w:before="20" w:after="20"/>
+              <w:jc w:val="center"/>
+            </w:pPr>
+            <w:r/>
+            <w:r>
+              <w:rPr>
+                <w:rFonts w:ascii="Calibri" w:hAnsi="Calibri"/>
+                <w:b w:val="0"/>
+                <w:i w:val="0"/>
+                <w:color w:val="000000"/>
+                <w:sz w:val="16"/>
+              </w:rPr>
+              <w:t>GP082501/1 · ____/26_SFR-PC-___</w:t>
+            </w:r>
+          </w:p>
+        </w:tc>
+        <w:tc>
+          <w:tcPr>
+            <w:vAlign w:val="center"/>
+            <w:tcW w:type="dxa" w:w="1587"/>
+          </w:tcPr>
+          <w:p>
+            <w:pPr>
+              <w:spacing w:before="20" w:after="20"/>
+              <w:jc w:val="center"/>
+            </w:pPr>
+            <w:r/>
+          </w:p>
+        </w:tc>
+        <w:tc>
+          <w:tcPr>
+            <w:vAlign w:val="center"/>
+            <w:tcW w:type="dxa" w:w="1587"/>
+          </w:tcPr>
+          <w:p>
+            <w:pPr>
+              <w:spacing w:before="20" w:after="20"/>
+              <w:jc w:val="center"/>
+            </w:pPr>
+            <w:r/>
+          </w:p>
+        </w:tc>
+        <w:tc>
+          <w:tcPr>
+            <w:vAlign w:val="center"/>
+            <w:tcW w:type="dxa" w:w="3209"/>
+          </w:tcPr>
+          <w:p>
+            <w:pPr>
+              <w:spacing w:before="20" w:after="20"/>
+              <w:jc w:val="center"/>
+            </w:pPr>
+            <w:r/>
+            <w:r>
+              <w:rPr>
+                <w:rFonts w:ascii="Calibri" w:hAnsi="Calibri"/>
+                <w:b w:val="0"/>
+                <w:i w:val="0"/>
+                <w:color w:val="000000"/>
+                <w:sz w:val="16"/>
+              </w:rPr>
+              <w:t>k = 1 · 1 кеса / bag</w:t>
+            </w:r>
+          </w:p>
+        </w:tc>
+      </w:tr>
+      <w:tr>
+        <w:tc>
+          <w:tcPr>
+            <w:vAlign w:val="center"/>
+            <w:tcW w:type="dxa" w:w="567"/>
+          </w:tcPr>
+          <w:p>
+            <w:pPr>
+              <w:spacing w:before="20" w:after="20"/>
+              <w:jc w:val="center"/>
+            </w:pPr>
+            <w:r/>
+            <w:r>
+              <w:rPr>
+                <w:rFonts w:ascii="Calibri" w:hAnsi="Calibri"/>
+                <w:b w:val="0"/>
+                <w:i w:val="0"/>
+                <w:color w:val="000000"/>
+                <w:sz w:val="16"/>
+              </w:rPr>
+              <w:t>31</w:t>
+            </w:r>
+          </w:p>
+        </w:tc>
+        <w:tc>
+          <w:tcPr>
+            <w:vAlign w:val="center"/>
+            <w:tcW w:type="dxa" w:w="3515"/>
+          </w:tcPr>
+          <w:p>
+            <w:pPr>
+              <w:spacing w:before="20" w:after="20"/>
+              <w:jc w:val="center"/>
+            </w:pPr>
+            <w:r/>
+            <w:r>
+              <w:rPr>
+                <w:rFonts w:ascii="Calibri" w:hAnsi="Calibri"/>
+                <w:b w:val="0"/>
+                <w:i w:val="0"/>
+                <w:color w:val="000000"/>
+                <w:sz w:val="16"/>
+              </w:rPr>
+              <w:t>GP092501 · ____/26_SFR-PC-___</w:t>
+            </w:r>
+          </w:p>
+        </w:tc>
+        <w:tc>
+          <w:tcPr>
+            <w:vAlign w:val="center"/>
+            <w:tcW w:type="dxa" w:w="1587"/>
+          </w:tcPr>
+          <w:p>
+            <w:pPr>
+              <w:spacing w:before="20" w:after="20"/>
+              <w:jc w:val="center"/>
+            </w:pPr>
+            <w:r/>
+          </w:p>
+        </w:tc>
+        <w:tc>
+          <w:tcPr>
+            <w:vAlign w:val="center"/>
+            <w:tcW w:type="dxa" w:w="1587"/>
+          </w:tcPr>
+          <w:p>
+            <w:pPr>
+              <w:spacing w:before="20" w:after="20"/>
+              <w:jc w:val="center"/>
+            </w:pPr>
+            <w:r/>
+          </w:p>
+        </w:tc>
+        <w:tc>
+          <w:tcPr>
+            <w:vAlign w:val="center"/>
+            <w:tcW w:type="dxa" w:w="3209"/>
+          </w:tcPr>
+          <w:p>
+            <w:pPr>
+              <w:spacing w:before="20" w:after="20"/>
+              <w:jc w:val="center"/>
+            </w:pPr>
+            <w:r/>
+            <w:r>
+              <w:rPr>
+                <w:rFonts w:ascii="Calibri" w:hAnsi="Calibri"/>
+                <w:b w:val="0"/>
+                <w:i w:val="0"/>
+                <w:color w:val="000000"/>
+                <w:sz w:val="16"/>
+              </w:rPr>
+              <w:t>k = 1 · 1 кеса / bag</w:t>
+            </w:r>
+          </w:p>
+        </w:tc>
+      </w:tr>
+      <w:tr>
+        <w:tc>
+          <w:tcPr>
+            <w:vAlign w:val="center"/>
+            <w:tcW w:type="dxa" w:w="567"/>
+          </w:tcPr>
+          <w:p>
+            <w:pPr>
+              <w:spacing w:before="20" w:after="20"/>
+              <w:jc w:val="center"/>
+            </w:pPr>
+            <w:r/>
+            <w:r>
+              <w:rPr>
+                <w:rFonts w:ascii="Calibri" w:hAnsi="Calibri"/>
+                <w:b w:val="0"/>
+                <w:i w:val="0"/>
+                <w:color w:val="000000"/>
+                <w:sz w:val="16"/>
+              </w:rPr>
+              <w:t>32</w:t>
+            </w:r>
+          </w:p>
+        </w:tc>
+        <w:tc>
+          <w:tcPr>
+            <w:vAlign w:val="center"/>
+            <w:tcW w:type="dxa" w:w="3515"/>
+          </w:tcPr>
+          <w:p>
+            <w:pPr>
+              <w:spacing w:before="20" w:after="20"/>
+              <w:jc w:val="center"/>
+            </w:pPr>
+            <w:r/>
+            <w:r>
+              <w:rPr>
+                <w:rFonts w:ascii="Calibri" w:hAnsi="Calibri"/>
+                <w:b w:val="0"/>
+                <w:i w:val="0"/>
+                <w:color w:val="000000"/>
+                <w:sz w:val="16"/>
+              </w:rPr>
+              <w:t>GRC102501/2 · ____/26_SFR-PC-___</w:t>
+            </w:r>
+          </w:p>
+        </w:tc>
+        <w:tc>
+          <w:tcPr>
+            <w:vAlign w:val="center"/>
+            <w:tcW w:type="dxa" w:w="1587"/>
+          </w:tcPr>
+          <w:p>
+            <w:pPr>
+              <w:spacing w:before="20" w:after="20"/>
+              <w:jc w:val="center"/>
+            </w:pPr>
+            <w:r/>
+          </w:p>
+        </w:tc>
+        <w:tc>
+          <w:tcPr>
+            <w:vAlign w:val="center"/>
+            <w:tcW w:type="dxa" w:w="1587"/>
+          </w:tcPr>
+          <w:p>
+            <w:pPr>
+              <w:spacing w:before="20" w:after="20"/>
+              <w:jc w:val="center"/>
+            </w:pPr>
+            <w:r/>
+          </w:p>
+        </w:tc>
+        <w:tc>
+          <w:tcPr>
+            <w:vAlign w:val="center"/>
+            <w:tcW w:type="dxa" w:w="3209"/>
+          </w:tcPr>
+          <w:p>
+            <w:pPr>
+              <w:spacing w:before="20" w:after="20"/>
+              <w:jc w:val="center"/>
+            </w:pPr>
+            <w:r/>
+            <w:r>
+              <w:rPr>
+                <w:rFonts w:ascii="Calibri" w:hAnsi="Calibri"/>
+                <w:b w:val="0"/>
+                <w:i w:val="0"/>
+                <w:color w:val="000000"/>
+                <w:sz w:val="16"/>
+              </w:rPr>
+              <w:t>k = 1 · 1 кеса / bag</w:t>
+            </w:r>
+          </w:p>
+        </w:tc>
+      </w:tr>
+      <w:tr>
+        <w:tc>
+          <w:tcPr>
+            <w:vAlign w:val="center"/>
+            <w:tcW w:type="dxa" w:w="567"/>
+          </w:tcPr>
+          <w:p>
+            <w:pPr>
+              <w:spacing w:before="20" w:after="20"/>
+              <w:jc w:val="center"/>
+            </w:pPr>
+            <w:r/>
+            <w:r>
+              <w:rPr>
+                <w:rFonts w:ascii="Calibri" w:hAnsi="Calibri"/>
+                <w:b w:val="0"/>
+                <w:i w:val="0"/>
+                <w:color w:val="000000"/>
+                <w:sz w:val="16"/>
+              </w:rPr>
+              <w:t>33</w:t>
+            </w:r>
+          </w:p>
+        </w:tc>
+        <w:tc>
+          <w:tcPr>
+            <w:vAlign w:val="center"/>
+            <w:tcW w:type="dxa" w:w="3515"/>
+          </w:tcPr>
+          <w:p>
+            <w:pPr>
+              <w:spacing w:before="20" w:after="20"/>
+              <w:jc w:val="center"/>
+            </w:pPr>
+            <w:r/>
+            <w:r>
+              <w:rPr>
+                <w:rFonts w:ascii="Calibri" w:hAnsi="Calibri"/>
+                <w:b w:val="0"/>
+                <w:i w:val="0"/>
+                <w:color w:val="000000"/>
+                <w:sz w:val="16"/>
+              </w:rPr>
+              <w:t>HPA052501 · ____/26_SFR-PC-___</w:t>
+            </w:r>
+          </w:p>
+        </w:tc>
+        <w:tc>
+          <w:tcPr>
+            <w:vAlign w:val="center"/>
+            <w:tcW w:type="dxa" w:w="1587"/>
+          </w:tcPr>
+          <w:p>
+            <w:pPr>
+              <w:spacing w:before="20" w:after="20"/>
+              <w:jc w:val="center"/>
+            </w:pPr>
+            <w:r/>
+          </w:p>
+        </w:tc>
+        <w:tc>
+          <w:tcPr>
+            <w:vAlign w:val="center"/>
+            <w:tcW w:type="dxa" w:w="1587"/>
+          </w:tcPr>
+          <w:p>
+            <w:pPr>
+              <w:spacing w:before="20" w:after="20"/>
+              <w:jc w:val="center"/>
+            </w:pPr>
+            <w:r/>
+          </w:p>
+        </w:tc>
+        <w:tc>
+          <w:tcPr>
+            <w:vAlign w:val="center"/>
+            <w:tcW w:type="dxa" w:w="3209"/>
+          </w:tcPr>
+          <w:p>
+            <w:pPr>
+              <w:spacing w:before="20" w:after="20"/>
+              <w:jc w:val="center"/>
+            </w:pPr>
+            <w:r/>
+            <w:r>
+              <w:rPr>
+                <w:rFonts w:ascii="Calibri" w:hAnsi="Calibri"/>
+                <w:b w:val="0"/>
+                <w:i w:val="0"/>
+                <w:color w:val="000000"/>
+                <w:sz w:val="16"/>
+              </w:rPr>
+              <w:t>k = 1 · 1 кеса / bag</w:t>
+            </w:r>
+          </w:p>
+        </w:tc>
+      </w:tr>
+      <w:tr>
+        <w:tc>
+          <w:tcPr>
+            <w:vAlign w:val="center"/>
+            <w:tcW w:type="dxa" w:w="567"/>
+          </w:tcPr>
+          <w:p>
+            <w:pPr>
+              <w:spacing w:before="20" w:after="20"/>
+              <w:jc w:val="center"/>
+            </w:pPr>
+            <w:r/>
+            <w:r>
+              <w:rPr>
+                <w:rFonts w:ascii="Calibri" w:hAnsi="Calibri"/>
+                <w:b w:val="0"/>
+                <w:i w:val="0"/>
+                <w:color w:val="000000"/>
+                <w:sz w:val="16"/>
+              </w:rPr>
+              <w:t>34</w:t>
+            </w:r>
+          </w:p>
+        </w:tc>
+        <w:tc>
+          <w:tcPr>
+            <w:vAlign w:val="center"/>
+            <w:tcW w:type="dxa" w:w="3515"/>
+          </w:tcPr>
+          <w:p>
+            <w:pPr>
+              <w:spacing w:before="20" w:after="20"/>
+              <w:jc w:val="center"/>
+            </w:pPr>
+            <w:r/>
+            <w:r>
+              <w:rPr>
+                <w:rFonts w:ascii="Calibri" w:hAnsi="Calibri"/>
+                <w:b w:val="0"/>
+                <w:i w:val="0"/>
+                <w:color w:val="000000"/>
+                <w:sz w:val="16"/>
+              </w:rPr>
+              <w:t>KC102501 · ____/26_SFR-PC-___</w:t>
+            </w:r>
+          </w:p>
+        </w:tc>
+        <w:tc>
+          <w:tcPr>
+            <w:vAlign w:val="center"/>
+            <w:tcW w:type="dxa" w:w="1587"/>
+          </w:tcPr>
+          <w:p>
+            <w:pPr>
+              <w:spacing w:before="20" w:after="20"/>
+              <w:jc w:val="center"/>
+            </w:pPr>
+            <w:r/>
+          </w:p>
+        </w:tc>
+        <w:tc>
+          <w:tcPr>
+            <w:vAlign w:val="center"/>
+            <w:tcW w:type="dxa" w:w="1587"/>
+          </w:tcPr>
+          <w:p>
+            <w:pPr>
+              <w:spacing w:before="20" w:after="20"/>
+              <w:jc w:val="center"/>
+            </w:pPr>
+            <w:r/>
+          </w:p>
+        </w:tc>
+        <w:tc>
+          <w:tcPr>
+            <w:vAlign w:val="center"/>
+            <w:tcW w:type="dxa" w:w="3209"/>
+          </w:tcPr>
+          <w:p>
+            <w:pPr>
+              <w:spacing w:before="20" w:after="20"/>
+              <w:jc w:val="center"/>
+            </w:pPr>
+            <w:r/>
+            <w:r>
+              <w:rPr>
+                <w:rFonts w:ascii="Calibri" w:hAnsi="Calibri"/>
+                <w:b w:val="0"/>
+                <w:i w:val="0"/>
+                <w:color w:val="000000"/>
+                <w:sz w:val="16"/>
+              </w:rPr>
+              <w:t>k = 1 · 1 кеса / bag</w:t>
+            </w:r>
+          </w:p>
+        </w:tc>
+      </w:tr>
+      <w:tr>
+        <w:tc>
+          <w:tcPr>
+            <w:vAlign w:val="center"/>
+            <w:tcW w:type="dxa" w:w="567"/>
+          </w:tcPr>
+          <w:p>
+            <w:pPr>
+              <w:spacing w:before="20" w:after="20"/>
+              <w:jc w:val="center"/>
+            </w:pPr>
+            <w:r/>
+            <w:r>
+              <w:rPr>
+                <w:rFonts w:ascii="Calibri" w:hAnsi="Calibri"/>
+                <w:b w:val="0"/>
+                <w:i w:val="0"/>
+                <w:color w:val="000000"/>
+                <w:sz w:val="16"/>
+              </w:rPr>
+              <w:t>35</w:t>
+            </w:r>
+          </w:p>
+        </w:tc>
+        <w:tc>
+          <w:tcPr>
+            <w:vAlign w:val="center"/>
+            <w:tcW w:type="dxa" w:w="3515"/>
+          </w:tcPr>
+          <w:p>
+            <w:pPr>
+              <w:spacing w:before="20" w:after="20"/>
+              <w:jc w:val="center"/>
+            </w:pPr>
+            <w:r/>
+            <w:r>
+              <w:rPr>
+                <w:rFonts w:ascii="Calibri" w:hAnsi="Calibri"/>
+                <w:b w:val="0"/>
+                <w:i w:val="0"/>
+                <w:color w:val="000000"/>
+                <w:sz w:val="16"/>
+              </w:rPr>
+              <w:t>PM112501 · ____/26_SFR-PC-___</w:t>
+            </w:r>
+          </w:p>
+        </w:tc>
+        <w:tc>
+          <w:tcPr>
+            <w:vAlign w:val="center"/>
+            <w:tcW w:type="dxa" w:w="1587"/>
+          </w:tcPr>
+          <w:p>
+            <w:pPr>
+              <w:spacing w:before="20" w:after="20"/>
+              <w:jc w:val="center"/>
+            </w:pPr>
+            <w:r/>
+          </w:p>
+        </w:tc>
+        <w:tc>
+          <w:tcPr>
+            <w:vAlign w:val="center"/>
+            <w:tcW w:type="dxa" w:w="1587"/>
+          </w:tcPr>
+          <w:p>
+            <w:pPr>
+              <w:spacing w:before="20" w:after="20"/>
+              <w:jc w:val="center"/>
+            </w:pPr>
+            <w:r/>
+          </w:p>
+        </w:tc>
+        <w:tc>
+          <w:tcPr>
+            <w:vAlign w:val="center"/>
+            <w:tcW w:type="dxa" w:w="3209"/>
+          </w:tcPr>
+          <w:p>
+            <w:pPr>
+              <w:spacing w:before="20" w:after="20"/>
+              <w:jc w:val="center"/>
+            </w:pPr>
+            <w:r/>
+            <w:r>
+              <w:rPr>
+                <w:rFonts w:ascii="Calibri" w:hAnsi="Calibri"/>
+                <w:b w:val="0"/>
+                <w:i w:val="0"/>
+                <w:color w:val="000000"/>
+                <w:sz w:val="16"/>
+              </w:rPr>
+              <w:t>k = 1 · 1 кеса / bag</w:t>
+            </w:r>
+          </w:p>
+        </w:tc>
+      </w:tr>
+      <w:tr>
+        <w:tc>
+          <w:tcPr>
+            <w:vAlign w:val="center"/>
+            <w:tcW w:type="dxa" w:w="567"/>
+          </w:tcPr>
+          <w:p>
+            <w:pPr>
+              <w:spacing w:before="20" w:after="20"/>
+              <w:jc w:val="center"/>
+            </w:pPr>
+            <w:r/>
+            <w:r>
+              <w:rPr>
+                <w:rFonts w:ascii="Calibri" w:hAnsi="Calibri"/>
+                <w:b w:val="0"/>
+                <w:i w:val="0"/>
+                <w:color w:val="000000"/>
+                <w:sz w:val="16"/>
+              </w:rPr>
+              <w:t>36</w:t>
+            </w:r>
+          </w:p>
+        </w:tc>
+        <w:tc>
+          <w:tcPr>
+            <w:vAlign w:val="center"/>
+            <w:tcW w:type="dxa" w:w="3515"/>
+          </w:tcPr>
+          <w:p>
+            <w:pPr>
+              <w:spacing w:before="20" w:after="20"/>
+              <w:jc w:val="center"/>
+            </w:pPr>
+            <w:r/>
+            <w:r>
+              <w:rPr>
+                <w:rFonts w:ascii="Calibri" w:hAnsi="Calibri"/>
+                <w:b w:val="0"/>
+                <w:i w:val="0"/>
+                <w:color w:val="000000"/>
+                <w:sz w:val="16"/>
+              </w:rPr>
+              <w:t>PUM102501 · ____/26_SFR-PC-___</w:t>
+            </w:r>
+          </w:p>
+        </w:tc>
+        <w:tc>
+          <w:tcPr>
+            <w:vAlign w:val="center"/>
+            <w:tcW w:type="dxa" w:w="1587"/>
+          </w:tcPr>
+          <w:p>
+            <w:pPr>
+              <w:spacing w:before="20" w:after="20"/>
+              <w:jc w:val="center"/>
+            </w:pPr>
+            <w:r/>
+          </w:p>
+        </w:tc>
+        <w:tc>
+          <w:tcPr>
+            <w:vAlign w:val="center"/>
+            <w:tcW w:type="dxa" w:w="1587"/>
+          </w:tcPr>
+          <w:p>
+            <w:pPr>
+              <w:spacing w:before="20" w:after="20"/>
+              <w:jc w:val="center"/>
+            </w:pPr>
+            <w:r/>
+          </w:p>
+        </w:tc>
+        <w:tc>
+          <w:tcPr>
+            <w:vAlign w:val="center"/>
+            <w:tcW w:type="dxa" w:w="3209"/>
+          </w:tcPr>
+          <w:p>
+            <w:pPr>
+              <w:spacing w:before="20" w:after="20"/>
+              <w:jc w:val="center"/>
+            </w:pPr>
+            <w:r/>
+            <w:r>
+              <w:rPr>
+                <w:rFonts w:ascii="Calibri" w:hAnsi="Calibri"/>
+                <w:b w:val="0"/>
+                <w:i w:val="0"/>
+                <w:color w:val="000000"/>
+                <w:sz w:val="16"/>
+              </w:rPr>
+              <w:t>k = 1 · 1 кеса / bag</w:t>
+            </w:r>
+          </w:p>
+        </w:tc>
+      </w:tr>
+      <w:tr>
+        <w:tc>
+          <w:tcPr>
+            <w:vAlign w:val="center"/>
+            <w:tcW w:type="dxa" w:w="567"/>
+          </w:tcPr>
+          <w:p>
+            <w:pPr>
+              <w:spacing w:before="20" w:after="20"/>
+              <w:jc w:val="center"/>
+            </w:pPr>
+            <w:r/>
+            <w:r>
+              <w:rPr>
+                <w:rFonts w:ascii="Calibri" w:hAnsi="Calibri"/>
+                <w:b w:val="0"/>
+                <w:i w:val="0"/>
+                <w:color w:val="000000"/>
+                <w:sz w:val="16"/>
+              </w:rPr>
+              <w:t>37</w:t>
+            </w:r>
+          </w:p>
+        </w:tc>
+        <w:tc>
+          <w:tcPr>
+            <w:vAlign w:val="center"/>
+            <w:tcW w:type="dxa" w:w="3515"/>
+          </w:tcPr>
+          <w:p>
+            <w:pPr>
+              <w:spacing w:before="20" w:after="20"/>
+              <w:jc w:val="center"/>
+            </w:pPr>
+            <w:r/>
+            <w:r>
+              <w:rPr>
+                <w:rFonts w:ascii="Calibri" w:hAnsi="Calibri"/>
+                <w:b w:val="0"/>
+                <w:i w:val="0"/>
+                <w:color w:val="000000"/>
+                <w:sz w:val="16"/>
+              </w:rPr>
+              <w:t>SCR112501 · ____/26_SFR-PC-___</w:t>
+            </w:r>
+          </w:p>
+        </w:tc>
+        <w:tc>
+          <w:tcPr>
+            <w:vAlign w:val="center"/>
+            <w:tcW w:type="dxa" w:w="1587"/>
+          </w:tcPr>
+          <w:p>
+            <w:pPr>
+              <w:spacing w:before="20" w:after="20"/>
+              <w:jc w:val="center"/>
+            </w:pPr>
+            <w:r/>
+          </w:p>
+        </w:tc>
+        <w:tc>
+          <w:tcPr>
+            <w:vAlign w:val="center"/>
+            <w:tcW w:type="dxa" w:w="1587"/>
+          </w:tcPr>
+          <w:p>
+            <w:pPr>
+              <w:spacing w:before="20" w:after="20"/>
+              <w:jc w:val="center"/>
+            </w:pPr>
+            <w:r/>
+          </w:p>
+        </w:tc>
+        <w:tc>
+          <w:tcPr>
+            <w:vAlign w:val="center"/>
+            <w:tcW w:type="dxa" w:w="3209"/>
+          </w:tcPr>
+          <w:p>
+            <w:pPr>
+              <w:spacing w:before="20" w:after="20"/>
+              <w:jc w:val="center"/>
+            </w:pPr>
+            <w:r/>
+            <w:r>
+              <w:rPr>
+                <w:rFonts w:ascii="Calibri" w:hAnsi="Calibri"/>
+                <w:b w:val="0"/>
+                <w:i w:val="0"/>
+                <w:color w:val="000000"/>
+                <w:sz w:val="16"/>
+              </w:rPr>
+              <w:t>k = 1 · 1 кеса / bag</w:t>
+            </w:r>
+          </w:p>
+        </w:tc>
+      </w:tr>
+      <w:tr>
+        <w:tc>
+          <w:tcPr>
+            <w:vAlign w:val="center"/>
+            <w:tcW w:type="dxa" w:w="567"/>
+          </w:tcPr>
+          <w:p>
+            <w:pPr>
+              <w:spacing w:before="20" w:after="20"/>
+              <w:jc w:val="center"/>
+            </w:pPr>
+            <w:r/>
+            <w:r>
+              <w:rPr>
+                <w:rFonts w:ascii="Calibri" w:hAnsi="Calibri"/>
+                <w:b w:val="0"/>
+                <w:i w:val="0"/>
+                <w:color w:val="000000"/>
+                <w:sz w:val="16"/>
+              </w:rPr>
+              <w:t>38</w:t>
+            </w:r>
+          </w:p>
+        </w:tc>
+        <w:tc>
+          <w:tcPr>
+            <w:vAlign w:val="center"/>
+            <w:tcW w:type="dxa" w:w="3515"/>
+          </w:tcPr>
+          <w:p>
+            <w:pPr>
+              <w:spacing w:before="20" w:after="20"/>
+              <w:jc w:val="center"/>
+            </w:pPr>
+            <w:r/>
+            <w:r>
+              <w:rPr>
+                <w:rFonts w:ascii="Calibri" w:hAnsi="Calibri"/>
+                <w:b w:val="0"/>
+                <w:i w:val="0"/>
+                <w:color w:val="000000"/>
+                <w:sz w:val="16"/>
+              </w:rPr>
+              <w:t>WC082501 · ____/26_SFR-PC-___</w:t>
+            </w:r>
+          </w:p>
+        </w:tc>
+        <w:tc>
+          <w:tcPr>
+            <w:vAlign w:val="center"/>
+            <w:tcW w:type="dxa" w:w="1587"/>
+          </w:tcPr>
+          <w:p>
+            <w:pPr>
+              <w:spacing w:before="20" w:after="20"/>
+              <w:jc w:val="center"/>
+            </w:pPr>
+            <w:r/>
+          </w:p>
+        </w:tc>
+        <w:tc>
+          <w:tcPr>
+            <w:vAlign w:val="center"/>
+            <w:tcW w:type="dxa" w:w="1587"/>
+          </w:tcPr>
+          <w:p>
+            <w:pPr>
+              <w:spacing w:before="20" w:after="20"/>
+              <w:jc w:val="center"/>
+            </w:pPr>
+            <w:r/>
+          </w:p>
+        </w:tc>
+        <w:tc>
+          <w:tcPr>
+            <w:vAlign w:val="center"/>
+            <w:tcW w:type="dxa" w:w="3209"/>
+          </w:tcPr>
+          <w:p>
+            <w:pPr>
+              <w:spacing w:before="20" w:after="20"/>
+              <w:jc w:val="center"/>
+            </w:pPr>
+            <w:r/>
+            <w:r>
+              <w:rPr>
+                <w:rFonts w:ascii="Calibri" w:hAnsi="Calibri"/>
+                <w:b w:val="0"/>
+                <w:i w:val="0"/>
+                <w:color w:val="000000"/>
+                <w:sz w:val="16"/>
+              </w:rPr>
+              <w:t>k = 1 · 1 кеса / bag</w:t>
+            </w:r>
+          </w:p>
+        </w:tc>
+      </w:tr>
+      <w:tr>
+        <w:tc>
+          <w:tcPr>
+            <w:vAlign w:val="center"/>
+            <w:tcW w:type="dxa" w:w="567"/>
+          </w:tcPr>
+          <w:p>
+            <w:pPr>
+              <w:spacing w:before="20" w:after="20"/>
+              <w:jc w:val="center"/>
+            </w:pPr>
+            <w:r/>
+            <w:r>
+              <w:rPr>
+                <w:rFonts w:ascii="Calibri" w:hAnsi="Calibri"/>
+                <w:b w:val="0"/>
+                <w:i w:val="0"/>
+                <w:color w:val="000000"/>
+                <w:sz w:val="16"/>
+              </w:rPr>
+              <w:t>39</w:t>
+            </w:r>
+          </w:p>
+        </w:tc>
+        <w:tc>
+          <w:tcPr>
+            <w:vAlign w:val="center"/>
+            <w:tcW w:type="dxa" w:w="3515"/>
+          </w:tcPr>
+          <w:p>
+            <w:pPr>
+              <w:spacing w:before="20" w:after="20"/>
+              <w:jc w:val="center"/>
+            </w:pPr>
+            <w:r/>
+            <w:r>
+              <w:rPr>
+                <w:rFonts w:ascii="Calibri" w:hAnsi="Calibri"/>
+                <w:b w:val="0"/>
+                <w:i w:val="0"/>
+                <w:color w:val="000000"/>
+                <w:sz w:val="16"/>
+              </w:rPr>
+              <w:t>FB012602 · ____/26_SFR-PC-___</w:t>
+            </w:r>
+          </w:p>
+        </w:tc>
+        <w:tc>
+          <w:tcPr>
+            <w:vAlign w:val="center"/>
+            <w:tcW w:type="dxa" w:w="1587"/>
+          </w:tcPr>
+          <w:p>
+            <w:pPr>
+              <w:spacing w:before="20" w:after="20"/>
+              <w:jc w:val="center"/>
+            </w:pPr>
+            <w:r/>
+          </w:p>
+        </w:tc>
+        <w:tc>
+          <w:tcPr>
+            <w:vAlign w:val="center"/>
+            <w:tcW w:type="dxa" w:w="1587"/>
+          </w:tcPr>
+          <w:p>
+            <w:pPr>
+              <w:spacing w:before="20" w:after="20"/>
+              <w:jc w:val="center"/>
+            </w:pPr>
+            <w:r/>
+          </w:p>
+        </w:tc>
+        <w:tc>
+          <w:tcPr>
+            <w:vAlign w:val="center"/>
+            <w:tcW w:type="dxa" w:w="3209"/>
+          </w:tcPr>
+          <w:p>
+            <w:pPr>
+              <w:spacing w:before="20" w:after="20"/>
+              <w:jc w:val="center"/>
+            </w:pPr>
+            <w:r/>
+            <w:r>
+              <w:rPr>
+                <w:rFonts w:ascii="Calibri" w:hAnsi="Calibri"/>
+                <w:b w:val="0"/>
+                <w:i w:val="0"/>
+                <w:color w:val="000000"/>
+                <w:sz w:val="16"/>
+              </w:rPr>
+              <w:t>k = 1 · 1 кеса / bag</w:t>
+            </w:r>
+          </w:p>
+        </w:tc>
+      </w:tr>
+      <w:tr>
+        <w:tc>
+          <w:tcPr>
+            <w:vAlign w:val="center"/>
+            <w:tcW w:type="dxa" w:w="567"/>
+          </w:tcPr>
+          <w:p>
+            <w:pPr>
+              <w:spacing w:before="20" w:after="20"/>
+              <w:jc w:val="center"/>
+            </w:pPr>
+            <w:r/>
+            <w:r>
+              <w:rPr>
+                <w:rFonts w:ascii="Calibri" w:hAnsi="Calibri"/>
+                <w:b w:val="0"/>
+                <w:i w:val="0"/>
+                <w:color w:val="000000"/>
+                <w:sz w:val="16"/>
+              </w:rPr>
+              <w:t>40</w:t>
+            </w:r>
+          </w:p>
+        </w:tc>
+        <w:tc>
+          <w:tcPr>
+            <w:vAlign w:val="center"/>
+            <w:tcW w:type="dxa" w:w="3515"/>
+          </w:tcPr>
+          <w:p>
+            <w:pPr>
+              <w:spacing w:before="20" w:after="20"/>
+              <w:jc w:val="center"/>
+            </w:pPr>
+            <w:r/>
+            <w:r>
+              <w:rPr>
+                <w:rFonts w:ascii="Calibri" w:hAnsi="Calibri"/>
+                <w:b w:val="0"/>
+                <w:i w:val="0"/>
+                <w:color w:val="000000"/>
+                <w:sz w:val="16"/>
+              </w:rPr>
+              <w:t>GG012603 · ____/26_SFR-PC-___</w:t>
+            </w:r>
+          </w:p>
+        </w:tc>
+        <w:tc>
+          <w:tcPr>
+            <w:vAlign w:val="center"/>
+            <w:tcW w:type="dxa" w:w="1587"/>
+          </w:tcPr>
+          <w:p>
+            <w:pPr>
+              <w:spacing w:before="20" w:after="20"/>
+              <w:jc w:val="center"/>
+            </w:pPr>
+            <w:r/>
+          </w:p>
+        </w:tc>
+        <w:tc>
+          <w:tcPr>
+            <w:vAlign w:val="center"/>
+            <w:tcW w:type="dxa" w:w="1587"/>
+          </w:tcPr>
+          <w:p>
+            <w:pPr>
+              <w:spacing w:before="20" w:after="20"/>
+              <w:jc w:val="center"/>
+            </w:pPr>
+            <w:r/>
+          </w:p>
+        </w:tc>
+        <w:tc>
+          <w:tcPr>
+            <w:vAlign w:val="center"/>
+            <w:tcW w:type="dxa" w:w="3209"/>
+          </w:tcPr>
+          <w:p>
+            <w:pPr>
+              <w:spacing w:before="20" w:after="20"/>
+              <w:jc w:val="center"/>
+            </w:pPr>
+            <w:r/>
+            <w:r>
+              <w:rPr>
+                <w:rFonts w:ascii="Calibri" w:hAnsi="Calibri"/>
+                <w:b w:val="0"/>
+                <w:i w:val="0"/>
+                <w:color w:val="000000"/>
+                <w:sz w:val="16"/>
+              </w:rPr>
+              <w:t>k = 1 · 1 кеса / bag</w:t>
+            </w:r>
+          </w:p>
+        </w:tc>
+      </w:tr>
+      <w:tr>
+        <w:tc>
+          <w:tcPr>
+            <w:vAlign w:val="center"/>
+            <w:tcW w:type="dxa" w:w="567"/>
+          </w:tcPr>
+          <w:p>
+            <w:pPr>
+              <w:spacing w:before="20" w:after="20"/>
+              <w:jc w:val="center"/>
+            </w:pPr>
+            <w:r/>
+            <w:r>
+              <w:rPr>
+                <w:rFonts w:ascii="Calibri" w:hAnsi="Calibri"/>
+                <w:b w:val="0"/>
+                <w:i w:val="0"/>
+                <w:color w:val="000000"/>
+                <w:sz w:val="16"/>
+              </w:rPr>
+              <w:t>41</w:t>
+            </w:r>
+          </w:p>
+        </w:tc>
+        <w:tc>
+          <w:tcPr>
+            <w:vAlign w:val="center"/>
+            <w:tcW w:type="dxa" w:w="3515"/>
+          </w:tcPr>
+          <w:p>
+            <w:pPr>
+              <w:spacing w:before="20" w:after="20"/>
+              <w:jc w:val="center"/>
+            </w:pPr>
+            <w:r/>
+            <w:r>
+              <w:rPr>
+                <w:rFonts w:ascii="Calibri" w:hAnsi="Calibri"/>
+                <w:b w:val="0"/>
+                <w:i w:val="0"/>
+                <w:color w:val="000000"/>
+                <w:sz w:val="16"/>
+              </w:rPr>
+              <w:t>SCR012603 · ____/26_SFR-PC-___</w:t>
+            </w:r>
+          </w:p>
+        </w:tc>
+        <w:tc>
+          <w:tcPr>
+            <w:vAlign w:val="center"/>
+            <w:tcW w:type="dxa" w:w="1587"/>
+          </w:tcPr>
+          <w:p>
+            <w:pPr>
+              <w:spacing w:before="20" w:after="20"/>
+              <w:jc w:val="center"/>
+            </w:pPr>
+            <w:r/>
+          </w:p>
+        </w:tc>
+        <w:tc>
+          <w:tcPr>
+            <w:vAlign w:val="center"/>
+            <w:tcW w:type="dxa" w:w="1587"/>
+          </w:tcPr>
+          <w:p>
+            <w:pPr>
+              <w:spacing w:before="20" w:after="20"/>
+              <w:jc w:val="center"/>
+            </w:pPr>
+            <w:r/>
+          </w:p>
+        </w:tc>
+        <w:tc>
+          <w:tcPr>
+            <w:vAlign w:val="center"/>
+            <w:tcW w:type="dxa" w:w="3209"/>
+          </w:tcPr>
+          <w:p>
+            <w:pPr>
+              <w:spacing w:before="20" w:after="20"/>
+              <w:jc w:val="center"/>
+            </w:pPr>
+            <w:r/>
+            <w:r>
+              <w:rPr>
+                <w:rFonts w:ascii="Calibri" w:hAnsi="Calibri"/>
+                <w:b w:val="0"/>
+                <w:i w:val="0"/>
+                <w:color w:val="000000"/>
+                <w:sz w:val="16"/>
+              </w:rPr>
+              <w:t>k = 1 · 1 кеса / bag</w:t>
+            </w:r>
+          </w:p>
+        </w:tc>
+      </w:tr>
+      <w:tr>
+        <w:tc>
+          <w:tcPr>
+            <w:vAlign w:val="center"/>
+            <w:tcW w:type="dxa" w:w="567"/>
+          </w:tcPr>
+          <w:p>
+            <w:pPr>
+              <w:spacing w:before="20" w:after="20"/>
+              <w:jc w:val="center"/>
+            </w:pPr>
+            <w:r/>
+            <w:r>
+              <w:rPr>
+                <w:rFonts w:ascii="Calibri" w:hAnsi="Calibri"/>
+                <w:b w:val="0"/>
+                <w:i w:val="0"/>
+                <w:color w:val="000000"/>
+                <w:sz w:val="16"/>
+              </w:rPr>
+              <w:t>42</w:t>
+            </w:r>
+          </w:p>
+        </w:tc>
+        <w:tc>
+          <w:tcPr>
+            <w:vAlign w:val="center"/>
+            <w:tcW w:type="dxa" w:w="3515"/>
+          </w:tcPr>
+          <w:p>
+            <w:pPr>
+              <w:spacing w:before="20" w:after="20"/>
+              <w:jc w:val="center"/>
+            </w:pPr>
+            <w:r/>
+            <w:r>
+              <w:rPr>
+                <w:rFonts w:ascii="Calibri" w:hAnsi="Calibri"/>
+                <w:b w:val="0"/>
+                <w:i w:val="0"/>
+                <w:color w:val="000000"/>
+                <w:sz w:val="16"/>
+              </w:rPr>
+              <w:t>CC012603 · ____/26_SFR-PC-___</w:t>
+            </w:r>
+          </w:p>
+        </w:tc>
+        <w:tc>
+          <w:tcPr>
+            <w:vAlign w:val="center"/>
+            <w:tcW w:type="dxa" w:w="1587"/>
+          </w:tcPr>
+          <w:p>
+            <w:pPr>
+              <w:spacing w:before="20" w:after="20"/>
+              <w:jc w:val="center"/>
+            </w:pPr>
+            <w:r/>
+          </w:p>
+        </w:tc>
+        <w:tc>
+          <w:tcPr>
+            <w:vAlign w:val="center"/>
+            <w:tcW w:type="dxa" w:w="1587"/>
+          </w:tcPr>
+          <w:p>
+            <w:pPr>
+              <w:spacing w:before="20" w:after="20"/>
+              <w:jc w:val="center"/>
+            </w:pPr>
+            <w:r/>
+          </w:p>
+        </w:tc>
+        <w:tc>
+          <w:tcPr>
+            <w:vAlign w:val="center"/>
+            <w:tcW w:type="dxa" w:w="3209"/>
+          </w:tcPr>
+          <w:p>
+            <w:pPr>
+              <w:spacing w:before="20" w:after="20"/>
+              <w:jc w:val="center"/>
+            </w:pPr>
+            <w:r/>
+            <w:r>
+              <w:rPr>
+                <w:rFonts w:ascii="Calibri" w:hAnsi="Calibri"/>
+                <w:b w:val="0"/>
+                <w:i w:val="0"/>
+                <w:color w:val="000000"/>
+                <w:sz w:val="16"/>
+              </w:rPr>
+              <w:t>k = 1 · 1 кеса / bag</w:t>
+            </w:r>
+          </w:p>
+        </w:tc>
+      </w:tr>
+      <w:tr>
+        <w:tc>
+          <w:tcPr>
+            <w:vAlign w:val="center"/>
+            <w:tcW w:type="dxa" w:w="567"/>
+          </w:tcPr>
+          <w:p>
+            <w:pPr>
+              <w:spacing w:before="20" w:after="20"/>
+              <w:jc w:val="center"/>
+            </w:pPr>
+            <w:r/>
+            <w:r>
+              <w:rPr>
+                <w:rFonts w:ascii="Calibri" w:hAnsi="Calibri"/>
+                <w:b w:val="0"/>
+                <w:i w:val="0"/>
+                <w:color w:val="000000"/>
+                <w:sz w:val="16"/>
+              </w:rPr>
+              <w:t>43</w:t>
+            </w:r>
+          </w:p>
+        </w:tc>
+        <w:tc>
+          <w:tcPr>
+            <w:vAlign w:val="center"/>
+            <w:tcW w:type="dxa" w:w="3515"/>
+          </w:tcPr>
+          <w:p>
+            <w:pPr>
+              <w:spacing w:before="20" w:after="20"/>
+              <w:jc w:val="center"/>
+            </w:pPr>
+            <w:r/>
+            <w:r>
+              <w:rPr>
+                <w:rFonts w:ascii="Calibri" w:hAnsi="Calibri"/>
+                <w:b w:val="0"/>
+                <w:i w:val="0"/>
+                <w:color w:val="000000"/>
+                <w:sz w:val="16"/>
+              </w:rPr>
+              <w:t>FB012601/1 · ____/26_SFR-PC-___</w:t>
+            </w:r>
+          </w:p>
+        </w:tc>
+        <w:tc>
+          <w:tcPr>
+            <w:vAlign w:val="center"/>
+            <w:tcW w:type="dxa" w:w="1587"/>
+          </w:tcPr>
+          <w:p>
+            <w:pPr>
+              <w:spacing w:before="20" w:after="20"/>
+              <w:jc w:val="center"/>
+            </w:pPr>
+            <w:r/>
+          </w:p>
+        </w:tc>
+        <w:tc>
+          <w:tcPr>
+            <w:vAlign w:val="center"/>
+            <w:tcW w:type="dxa" w:w="1587"/>
+          </w:tcPr>
+          <w:p>
+            <w:pPr>
+              <w:spacing w:before="20" w:after="20"/>
+              <w:jc w:val="center"/>
+            </w:pPr>
+            <w:r/>
+          </w:p>
+        </w:tc>
+        <w:tc>
+          <w:tcPr>
+            <w:vAlign w:val="center"/>
+            <w:tcW w:type="dxa" w:w="3209"/>
+          </w:tcPr>
+          <w:p>
+            <w:pPr>
+              <w:spacing w:before="20" w:after="20"/>
+              <w:jc w:val="center"/>
+            </w:pPr>
+            <w:r/>
+            <w:r>
+              <w:rPr>
+                <w:rFonts w:ascii="Calibri" w:hAnsi="Calibri"/>
+                <w:b w:val="0"/>
+                <w:i w:val="0"/>
+                <w:color w:val="000000"/>
+                <w:sz w:val="16"/>
+              </w:rPr>
+              <w:t>k = 1 · 1 кеса / bag</w:t>
+            </w:r>
+          </w:p>
+        </w:tc>
+      </w:tr>
+      <w:tr>
+        <w:tc>
+          <w:tcPr>
+            <w:vAlign w:val="center"/>
+            <w:tcW w:type="dxa" w:w="567"/>
+          </w:tcPr>
+          <w:p>
+            <w:pPr>
+              <w:spacing w:before="20" w:after="20"/>
+              <w:jc w:val="center"/>
+            </w:pPr>
+            <w:r/>
+            <w:r>
+              <w:rPr>
+                <w:rFonts w:ascii="Calibri" w:hAnsi="Calibri"/>
+                <w:b w:val="0"/>
+                <w:i w:val="0"/>
+                <w:color w:val="000000"/>
+                <w:sz w:val="16"/>
+              </w:rPr>
+              <w:t>44</w:t>
+            </w:r>
+          </w:p>
+        </w:tc>
+        <w:tc>
+          <w:tcPr>
+            <w:vAlign w:val="center"/>
+            <w:tcW w:type="dxa" w:w="3515"/>
+          </w:tcPr>
+          <w:p>
+            <w:pPr>
+              <w:spacing w:before="20" w:after="20"/>
+              <w:jc w:val="center"/>
+            </w:pPr>
+            <w:r/>
+            <w:r>
+              <w:rPr>
+                <w:rFonts w:ascii="Calibri" w:hAnsi="Calibri"/>
+                <w:b w:val="0"/>
+                <w:i w:val="0"/>
+                <w:color w:val="000000"/>
+                <w:sz w:val="16"/>
+              </w:rPr>
+              <w:t>JD012603/01 · ____/26_SFR-PC-___</w:t>
+            </w:r>
+          </w:p>
+        </w:tc>
+        <w:tc>
+          <w:tcPr>
+            <w:vAlign w:val="center"/>
+            <w:tcW w:type="dxa" w:w="1587"/>
+          </w:tcPr>
+          <w:p>
+            <w:pPr>
+              <w:spacing w:before="20" w:after="20"/>
+              <w:jc w:val="center"/>
+            </w:pPr>
+            <w:r/>
+          </w:p>
+        </w:tc>
+        <w:tc>
+          <w:tcPr>
+            <w:vAlign w:val="center"/>
+            <w:tcW w:type="dxa" w:w="1587"/>
+          </w:tcPr>
+          <w:p>
+            <w:pPr>
+              <w:spacing w:before="20" w:after="20"/>
+              <w:jc w:val="center"/>
+            </w:pPr>
+            <w:r/>
+          </w:p>
+        </w:tc>
+        <w:tc>
+          <w:tcPr>
+            <w:vAlign w:val="center"/>
+            <w:tcW w:type="dxa" w:w="3209"/>
+          </w:tcPr>
+          <w:p>
+            <w:pPr>
+              <w:spacing w:before="20" w:after="20"/>
+              <w:jc w:val="center"/>
+            </w:pPr>
+            <w:r/>
+            <w:r>
+              <w:rPr>
+                <w:rFonts w:ascii="Calibri" w:hAnsi="Calibri"/>
+                <w:b w:val="0"/>
+                <w:i w:val="0"/>
+                <w:color w:val="000000"/>
+                <w:sz w:val="16"/>
+              </w:rPr>
+              <w:t>k = 1 · 1 кеса / bag</w:t>
+            </w:r>
+          </w:p>
+        </w:tc>
+      </w:tr>
+      <w:tr>
+        <w:tc>
+          <w:tcPr>
+            <w:vAlign w:val="center"/>
+            <w:tcW w:type="dxa" w:w="567"/>
+          </w:tcPr>
+          <w:p>
+            <w:pPr>
+              <w:spacing w:before="20" w:after="20"/>
+              <w:jc w:val="center"/>
+            </w:pPr>
+            <w:r/>
+            <w:r>
+              <w:rPr>
+                <w:rFonts w:ascii="Calibri" w:hAnsi="Calibri"/>
+                <w:b w:val="0"/>
+                <w:i w:val="0"/>
+                <w:color w:val="000000"/>
+                <w:sz w:val="16"/>
+              </w:rPr>
+              <w:t>45</w:t>
+            </w:r>
+          </w:p>
+        </w:tc>
+        <w:tc>
+          <w:tcPr>
+            <w:vAlign w:val="center"/>
+            <w:tcW w:type="dxa" w:w="3515"/>
+          </w:tcPr>
+          <w:p>
+            <w:pPr>
+              <w:spacing w:before="20" w:after="20"/>
+              <w:jc w:val="center"/>
+            </w:pPr>
+            <w:r/>
+            <w:r>
+              <w:rPr>
+                <w:rFonts w:ascii="Calibri" w:hAnsi="Calibri"/>
+                <w:b w:val="0"/>
+                <w:i w:val="0"/>
+                <w:color w:val="000000"/>
+                <w:sz w:val="16"/>
+              </w:rPr>
+              <w:t>JD012603/02 · ____/26_SFR-PC-___</w:t>
+            </w:r>
+          </w:p>
+        </w:tc>
+        <w:tc>
+          <w:tcPr>
+            <w:vAlign w:val="center"/>
+            <w:tcW w:type="dxa" w:w="1587"/>
+          </w:tcPr>
+          <w:p>
+            <w:pPr>
+              <w:spacing w:before="20" w:after="20"/>
+              <w:jc w:val="center"/>
+            </w:pPr>
+            <w:r/>
+          </w:p>
+        </w:tc>
+        <w:tc>
+          <w:tcPr>
+            <w:vAlign w:val="center"/>
+            <w:tcW w:type="dxa" w:w="1587"/>
+          </w:tcPr>
+          <w:p>
+            <w:pPr>
+              <w:spacing w:before="20" w:after="20"/>
+              <w:jc w:val="center"/>
+            </w:pPr>
+            <w:r/>
+          </w:p>
+        </w:tc>
+        <w:tc>
+          <w:tcPr>
+            <w:vAlign w:val="center"/>
+            <w:tcW w:type="dxa" w:w="3209"/>
+          </w:tcPr>
+          <w:p>
+            <w:pPr>
+              <w:spacing w:before="20" w:after="20"/>
+              <w:jc w:val="center"/>
+            </w:pPr>
+            <w:r/>
+            <w:r>
+              <w:rPr>
+                <w:rFonts w:ascii="Calibri" w:hAnsi="Calibri"/>
+                <w:b w:val="0"/>
+                <w:i w:val="0"/>
+                <w:color w:val="000000"/>
+                <w:sz w:val="16"/>
+              </w:rPr>
+              <w:t>k = 1 · 1 кеса / bag</w:t>
+            </w:r>
+          </w:p>
+        </w:tc>
+      </w:tr>
+      <w:tr>
+        <w:tc>
+          <w:tcPr>
+            <w:vAlign w:val="center"/>
+            <w:tcW w:type="dxa" w:w="567"/>
+          </w:tcPr>
+          <w:p>
+            <w:pPr>
+              <w:spacing w:before="20" w:after="20"/>
+              <w:jc w:val="center"/>
+            </w:pPr>
+            <w:r/>
+            <w:r>
+              <w:rPr>
+                <w:rFonts w:ascii="Calibri" w:hAnsi="Calibri"/>
+                <w:b w:val="0"/>
+                <w:i w:val="0"/>
+                <w:color w:val="000000"/>
+                <w:sz w:val="16"/>
+              </w:rPr>
+              <w:t>46</w:t>
+            </w:r>
+          </w:p>
+        </w:tc>
+        <w:tc>
+          <w:tcPr>
+            <w:vAlign w:val="center"/>
+            <w:tcW w:type="dxa" w:w="3515"/>
+          </w:tcPr>
+          <w:p>
+            <w:pPr>
+              <w:spacing w:before="20" w:after="20"/>
+              <w:jc w:val="center"/>
+            </w:pPr>
+            <w:r/>
+            <w:r>
+              <w:rPr>
+                <w:rFonts w:ascii="Calibri" w:hAnsi="Calibri"/>
+                <w:b w:val="0"/>
+                <w:i w:val="0"/>
+                <w:color w:val="000000"/>
+                <w:sz w:val="16"/>
+              </w:rPr>
+              <w:t>JD012603/02V · ____/26_SFR-PC-___</w:t>
+            </w:r>
+          </w:p>
+        </w:tc>
+        <w:tc>
+          <w:tcPr>
+            <w:vAlign w:val="center"/>
+            <w:tcW w:type="dxa" w:w="1587"/>
+          </w:tcPr>
+          <w:p>
+            <w:pPr>
+              <w:spacing w:before="20" w:after="20"/>
+              <w:jc w:val="center"/>
+            </w:pPr>
+            <w:r/>
+          </w:p>
+        </w:tc>
+        <w:tc>
+          <w:tcPr>
+            <w:vAlign w:val="center"/>
+            <w:tcW w:type="dxa" w:w="1587"/>
+          </w:tcPr>
+          <w:p>
+            <w:pPr>
+              <w:spacing w:before="20" w:after="20"/>
+              <w:jc w:val="center"/>
+            </w:pPr>
+            <w:r/>
+          </w:p>
+        </w:tc>
+        <w:tc>
+          <w:tcPr>
+            <w:vAlign w:val="center"/>
+            <w:tcW w:type="dxa" w:w="3209"/>
+          </w:tcPr>
+          <w:p>
+            <w:pPr>
+              <w:spacing w:before="20" w:after="20"/>
+              <w:jc w:val="center"/>
+            </w:pPr>
+            <w:r/>
+            <w:r>
+              <w:rPr>
+                <w:rFonts w:ascii="Calibri" w:hAnsi="Calibri"/>
+                <w:b w:val="0"/>
+                <w:i w:val="0"/>
+                <w:color w:val="000000"/>
+                <w:sz w:val="16"/>
+              </w:rPr>
+              <w:t>k = 1 · 1 кеса / bag</w:t>
+            </w:r>
+          </w:p>
+        </w:tc>
+      </w:tr>
+      <w:tr>
+        <w:tc>
+          <w:tcPr>
             <w:gridSpan w:val="2"/>
             <w:shd w:val="clear" w:color="auto" w:fill="F2F2F2"/>
             <w:vAlign w:val="center"/>
@@ -4124,7 +6355,7 @@
                 <w:color w:val="000000"/>
                 <w:sz w:val="16"/>
               </w:rPr>
-              <w:t>23 примероци / samples</w:t>
+              <w:t>46 примероци / samples</w:t>
             </w:r>
           </w:p>
         </w:tc>
